--- a/fra/docx/38.content.docx
+++ b/fra/docx/38.content.docx
@@ -19,7 +19,7 @@
         <w:rPr>
           <w:lang w:val="fr_FR" w:bidi="fr_FR"/>
         </w:rPr>
-        <w:t>Resource: Notes d'étude - Introductions aux livres (Tyndale)</w:t>
+        <w:t>Resource: Tyndale Open Study Notes</w:t>
       </w:r>
       <w:r>
         <w:rPr>
@@ -112,7 +112,7 @@
         <w:rPr>
           <w:lang w:val="fr_FR" w:bidi="fr_FR"/>
         </w:rPr>
-        <w:t>Notes d'étude - Introductions aux livres (Tyndale)</w:t>
+        <w:t>Tyndale Open Study Notes</w:t>
       </w:r>
     </w:p>
     <w:p>

--- a/fra/docx/38.content.docx
+++ b/fra/docx/38.content.docx
@@ -19,7 +19,7 @@
         <w:rPr>
           <w:lang w:val="fr_FR" w:bidi="fr_FR"/>
         </w:rPr>
-        <w:t>Resource: Tyndale Open Study Notes</w:t>
+        <w:t>Resource: Aquifer Open Study Notes (Book Intros)</w:t>
       </w:r>
       <w:r>
         <w:rPr>
@@ -112,7 +112,7 @@
         <w:rPr>
           <w:lang w:val="fr_FR" w:bidi="fr_FR"/>
         </w:rPr>
-        <w:t>Tyndale Open Study Notes</w:t>
+        <w:t>Aquifer Open Study Notes (Book Intros)</w:t>
       </w:r>
     </w:p>
     <w:p>

--- a/fra/docx/38.content.docx
+++ b/fra/docx/38.content.docx
@@ -258,72 +258,48 @@
         </w:rPr>
         <w:t xml:space="preserve">Cyrus, roi de Perse, émet un décret en l'an 538 av. J.‑C. permettant aux peuples conquis, déportés par les Babyloniens, de retourner à leurs patries (voir </w:t>
       </w:r>
-      <w:hyperlink r:id="rId13">
-        <w:r>
-          <w:rPr>
-            <w:lang w:val="fr_FR" w:bidi="fr_FR"/>
-          </w:rPr>
-          <w:rPr>
-            <w:color w:val="0000EE"/>
-            <w:u w:val="single"/>
-          </w:rPr>
-          <w:t>Esd 1.1–11</w:t>
-        </w:r>
-      </w:hyperlink>
+      <w:r>
+        <w:rPr>
+          <w:lang w:val="fr_FR" w:bidi="fr_FR"/>
+        </w:rPr>
+        <w:t>Esd 1.1–11</w:t>
+      </w:r>
       <w:r>
         <w:rPr>
           <w:lang w:val="fr_FR" w:bidi="fr_FR"/>
         </w:rPr>
         <w:t>). Les premiers émigrants juifs retournant à Jérusalem sont conduits par Scheschbatsar, le premier dirigeant de la communauté restaurée (</w:t>
       </w:r>
-      <w:hyperlink r:id="rId14">
-        <w:r>
-          <w:rPr>
-            <w:lang w:val="fr_FR" w:bidi="fr_FR"/>
-          </w:rPr>
-          <w:rPr>
-            <w:color w:val="0000EE"/>
-            <w:u w:val="single"/>
-          </w:rPr>
-          <w:t>Esd 1.5–11</w:t>
-        </w:r>
-      </w:hyperlink>
+      <w:r>
+        <w:rPr>
+          <w:lang w:val="fr_FR" w:bidi="fr_FR"/>
+        </w:rPr>
+        <w:t>Esd 1.5–11</w:t>
+      </w:r>
       <w:r>
         <w:rPr>
           <w:lang w:val="fr_FR" w:bidi="fr_FR"/>
         </w:rPr>
         <w:t xml:space="preserve">). Pendant son administration, les Juifs de retour posent les fondations d'un nouveau temple (538–536 av. J.‑C. ; voir </w:t>
       </w:r>
-      <w:hyperlink r:id="rId15">
-        <w:r>
-          <w:rPr>
-            <w:lang w:val="fr_FR" w:bidi="fr_FR"/>
-          </w:rPr>
-          <w:rPr>
-            <w:color w:val="0000EE"/>
-            <w:u w:val="single"/>
-          </w:rPr>
-          <w:t>Esd 5.16</w:t>
-        </w:r>
-      </w:hyperlink>
+      <w:r>
+        <w:rPr>
+          <w:lang w:val="fr_FR" w:bidi="fr_FR"/>
+        </w:rPr>
+        <w:t>Esd 5.16</w:t>
+      </w:r>
       <w:r>
         <w:rPr>
           <w:lang w:val="fr_FR" w:bidi="fr_FR"/>
         </w:rPr>
         <w:t xml:space="preserve">), mais abandonnent rapidement le projet. Le site de reconstruction reste délaissé pendant près de deux décennies alors que le peuple traverse des difficultés économiques, subit l'oppression politique, est victime de harcèlement, et demeure spirituellement stérile (voir </w:t>
       </w:r>
-      <w:hyperlink r:id="rId16">
-        <w:r>
-          <w:rPr>
-            <w:lang w:val="fr_FR" w:bidi="fr_FR"/>
-          </w:rPr>
-          <w:rPr>
-            <w:color w:val="0000EE"/>
-            <w:u w:val="single"/>
-          </w:rPr>
-          <w:t>Ag 1–2</w:t>
-        </w:r>
-      </w:hyperlink>
+      <w:r>
+        <w:rPr>
+          <w:lang w:val="fr_FR" w:bidi="fr_FR"/>
+        </w:rPr>
+        <w:t>Ag 1–2</w:t>
+      </w:r>
       <w:r>
         <w:rPr>
           <w:lang w:val="fr_FR" w:bidi="fr_FR"/>
@@ -344,54 +320,36 @@
         </w:rPr>
         <w:t>En réponse à leur détresse, Dieu mandate deux prophètes pour lancer la reconstruction physique et un renouveau spirituel à Jérusalem. Le prophète Aggée, qui a prêché pendant seulement quatre mois à la fin de l'an 520 av. J.‑C., défie la communauté hébraïque de reconstruire la maison de l'Éternel à Jérusalem. Le peuple répond favorablement au message d'Aggée et commence à reconstruire la maison de l'Éternel la même année (</w:t>
       </w:r>
-      <w:hyperlink r:id="rId17">
-        <w:r>
-          <w:rPr>
-            <w:lang w:val="fr_FR" w:bidi="fr_FR"/>
-          </w:rPr>
-          <w:rPr>
-            <w:color w:val="0000EE"/>
-            <w:u w:val="single"/>
-          </w:rPr>
-          <w:t>Ag 1.12–15</w:t>
-        </w:r>
-      </w:hyperlink>
+      <w:r>
+        <w:rPr>
+          <w:lang w:val="fr_FR" w:bidi="fr_FR"/>
+        </w:rPr>
+        <w:t>Ag 1.12–15</w:t>
+      </w:r>
       <w:r>
         <w:rPr>
           <w:lang w:val="fr_FR" w:bidi="fr_FR"/>
         </w:rPr>
         <w:t>). Le prophète Zacharie complète le message d'Aggée en appelant à un renouveau spirituel du peuple de Dieu (</w:t>
       </w:r>
-      <w:hyperlink r:id="rId18">
-        <w:r>
-          <w:rPr>
-            <w:lang w:val="fr_FR" w:bidi="fr_FR"/>
-          </w:rPr>
-          <w:rPr>
-            <w:color w:val="0000EE"/>
-            <w:u w:val="single"/>
-          </w:rPr>
-          <w:t>Za 1.3–6</w:t>
-        </w:r>
-      </w:hyperlink>
+      <w:r>
+        <w:rPr>
+          <w:lang w:val="fr_FR" w:bidi="fr_FR"/>
+        </w:rPr>
+        <w:t>Za 1.3–6</w:t>
+      </w:r>
       <w:r>
         <w:rPr>
           <w:lang w:val="fr_FR" w:bidi="fr_FR"/>
         </w:rPr>
         <w:t xml:space="preserve"> ; </w:t>
       </w:r>
-      <w:hyperlink r:id="rId19">
-        <w:r>
-          <w:rPr>
-            <w:lang w:val="fr_FR" w:bidi="fr_FR"/>
-          </w:rPr>
-          <w:rPr>
-            <w:color w:val="0000EE"/>
-            <w:u w:val="single"/>
-          </w:rPr>
-          <w:t>7.8–14</w:t>
-        </w:r>
-      </w:hyperlink>
+      <w:r>
+        <w:rPr>
+          <w:lang w:val="fr_FR" w:bidi="fr_FR"/>
+        </w:rPr>
+        <w:t>7.8–14</w:t>
+      </w:r>
       <w:r>
         <w:rPr>
           <w:lang w:val="fr_FR" w:bidi="fr_FR"/>
@@ -411,36 +369,24 @@
         </w:rPr>
         <w:t xml:space="preserve"> (</w:t>
       </w:r>
-      <w:hyperlink r:id="rId20">
-        <w:r>
-          <w:rPr>
-            <w:lang w:val="fr_FR" w:bidi="fr_FR"/>
-          </w:rPr>
-          <w:rPr>
-            <w:color w:val="0000EE"/>
-            <w:u w:val="single"/>
-          </w:rPr>
-          <w:t>Esd 5.2</w:t>
-        </w:r>
-      </w:hyperlink>
+      <w:r>
+        <w:rPr>
+          <w:lang w:val="fr_FR" w:bidi="fr_FR"/>
+        </w:rPr>
+        <w:t>Esd 5.2</w:t>
+      </w:r>
       <w:r>
         <w:rPr>
           <w:lang w:val="fr_FR" w:bidi="fr_FR"/>
         </w:rPr>
         <w:t xml:space="preserve"> ; </w:t>
       </w:r>
-      <w:hyperlink r:id="rId21">
-        <w:r>
-          <w:rPr>
-            <w:lang w:val="fr_FR" w:bidi="fr_FR"/>
-          </w:rPr>
-          <w:rPr>
-            <w:color w:val="0000EE"/>
-            <w:u w:val="single"/>
-          </w:rPr>
-          <w:t>6.13–18</w:t>
-        </w:r>
-      </w:hyperlink>
+      <w:r>
+        <w:rPr>
+          <w:lang w:val="fr_FR" w:bidi="fr_FR"/>
+        </w:rPr>
+        <w:t>6.13–18</w:t>
+      </w:r>
       <w:r>
         <w:rPr>
           <w:lang w:val="fr_FR" w:bidi="fr_FR"/>
@@ -486,54 +432,36 @@
         </w:rPr>
         <w:t>Les péchés du peuple de Juda sont flagrants, tant sur le plan moral que sociétal ; ils sont passivement rebelles et spirituellement apathiques. Zacharie appelle le peuple à revenir à Dieu par une repentance authentique (</w:t>
       </w:r>
-      <w:hyperlink r:id="rId22">
-        <w:r>
-          <w:rPr>
-            <w:lang w:val="fr_FR" w:bidi="fr_FR"/>
-          </w:rPr>
-          <w:rPr>
-            <w:color w:val="0000EE"/>
-            <w:u w:val="single"/>
-          </w:rPr>
-          <w:t>1.3–5</w:t>
-        </w:r>
-      </w:hyperlink>
+      <w:r>
+        <w:rPr>
+          <w:lang w:val="fr_FR" w:bidi="fr_FR"/>
+        </w:rPr>
+        <w:t>1.3–5</w:t>
+      </w:r>
       <w:r>
         <w:rPr>
           <w:lang w:val="fr_FR" w:bidi="fr_FR"/>
         </w:rPr>
         <w:t>). Seul un renouveau spirituel peut favoriser la véritable adoration et un service significatif dans la maison de l'Éternel toujours en construction. Seule l'obéissance à l'Éternel peut conduire à la bénédiction, la prospérité et la justice tant attendues de l'ère messianique (</w:t>
       </w:r>
-      <w:hyperlink r:id="rId23">
-        <w:r>
-          <w:rPr>
-            <w:lang w:val="fr_FR" w:bidi="fr_FR"/>
-          </w:rPr>
-          <w:rPr>
-            <w:color w:val="0000EE"/>
-            <w:u w:val="single"/>
-          </w:rPr>
-          <w:t>6.9–15</w:t>
-        </w:r>
-      </w:hyperlink>
+      <w:r>
+        <w:rPr>
+          <w:lang w:val="fr_FR" w:bidi="fr_FR"/>
+        </w:rPr>
+        <w:t>6.9–15</w:t>
+      </w:r>
       <w:r>
         <w:rPr>
           <w:lang w:val="fr_FR" w:bidi="fr_FR"/>
         </w:rPr>
         <w:t xml:space="preserve"> ; </w:t>
       </w:r>
-      <w:hyperlink r:id="rId24">
-        <w:r>
-          <w:rPr>
-            <w:lang w:val="fr_FR" w:bidi="fr_FR"/>
-          </w:rPr>
-          <w:rPr>
-            <w:color w:val="0000EE"/>
-            <w:u w:val="single"/>
-          </w:rPr>
-          <w:t>8.13</w:t>
-        </w:r>
-      </w:hyperlink>
+      <w:r>
+        <w:rPr>
+          <w:lang w:val="fr_FR" w:bidi="fr_FR"/>
+        </w:rPr>
+        <w:t>8.13</w:t>
+      </w:r>
       <w:r>
         <w:rPr>
           <w:lang w:val="fr_FR" w:bidi="fr_FR"/>
@@ -554,72 +482,48 @@
         </w:rPr>
         <w:t>Le plan de Dieu pour le bien de Jérusalem dépend de la volonté de la communauté à se conformer aux lois de Dieu, en particulier à celles régissant la façon dont ils devraient se traiter les uns les autres (</w:t>
       </w:r>
-      <w:hyperlink r:id="rId25">
-        <w:r>
-          <w:rPr>
-            <w:lang w:val="fr_FR" w:bidi="fr_FR"/>
-          </w:rPr>
-          <w:rPr>
-            <w:color w:val="0000EE"/>
-            <w:u w:val="single"/>
-          </w:rPr>
-          <w:t>7.8–12</w:t>
-        </w:r>
-      </w:hyperlink>
+      <w:r>
+        <w:rPr>
+          <w:lang w:val="fr_FR" w:bidi="fr_FR"/>
+        </w:rPr>
+        <w:t>7.8–12</w:t>
+      </w:r>
       <w:r>
         <w:rPr>
           <w:lang w:val="fr_FR" w:bidi="fr_FR"/>
         </w:rPr>
         <w:t xml:space="preserve"> ; </w:t>
       </w:r>
-      <w:hyperlink r:id="rId26">
-        <w:r>
-          <w:rPr>
-            <w:lang w:val="fr_FR" w:bidi="fr_FR"/>
-          </w:rPr>
-          <w:rPr>
-            <w:color w:val="0000EE"/>
-            <w:u w:val="single"/>
-          </w:rPr>
-          <w:t>8.14–17</w:t>
-        </w:r>
-      </w:hyperlink>
+      <w:r>
+        <w:rPr>
+          <w:lang w:val="fr_FR" w:bidi="fr_FR"/>
+        </w:rPr>
+        <w:t>8.14–17</w:t>
+      </w:r>
       <w:r>
         <w:rPr>
           <w:lang w:val="fr_FR" w:bidi="fr_FR"/>
         </w:rPr>
         <w:t>). Pour que d'autres nations puissent venir à l'Éternel à Jérusalem, Israël doit chercher la faveur de Dieu, agir avec justice, et se montrer bon et miséricordieux envers les veuves, les orphelins et les étrangers (</w:t>
       </w:r>
-      <w:hyperlink r:id="rId27">
-        <w:r>
-          <w:rPr>
-            <w:lang w:val="fr_FR" w:bidi="fr_FR"/>
-          </w:rPr>
-          <w:rPr>
-            <w:color w:val="0000EE"/>
-            <w:u w:val="single"/>
-          </w:rPr>
-          <w:t>7.9–10</w:t>
-        </w:r>
-      </w:hyperlink>
+      <w:r>
+        <w:rPr>
+          <w:lang w:val="fr_FR" w:bidi="fr_FR"/>
+        </w:rPr>
+        <w:t>7.9–10</w:t>
+      </w:r>
       <w:r>
         <w:rPr>
           <w:lang w:val="fr_FR" w:bidi="fr_FR"/>
         </w:rPr>
         <w:t xml:space="preserve"> ; </w:t>
       </w:r>
-      <w:hyperlink r:id="rId28">
-        <w:r>
-          <w:rPr>
-            <w:lang w:val="fr_FR" w:bidi="fr_FR"/>
-          </w:rPr>
-          <w:rPr>
-            <w:color w:val="0000EE"/>
-            <w:u w:val="single"/>
-          </w:rPr>
-          <w:t>14.16–21</w:t>
-        </w:r>
-      </w:hyperlink>
+      <w:r>
+        <w:rPr>
+          <w:lang w:val="fr_FR" w:bidi="fr_FR"/>
+        </w:rPr>
+        <w:t>14.16–21</w:t>
+      </w:r>
       <w:r>
         <w:rPr>
           <w:lang w:val="fr_FR" w:bidi="fr_FR"/>
@@ -651,108 +555,72 @@
         </w:rPr>
         <w:t>Ce livre prophétique ne précise pas son auteur, mais c'est probablement Zacharie qui a rédigé ses propres messages. L'en-tête (</w:t>
       </w:r>
-      <w:hyperlink r:id="rId29">
-        <w:r>
-          <w:rPr>
-            <w:lang w:val="fr_FR" w:bidi="fr_FR"/>
-          </w:rPr>
-          <w:rPr>
-            <w:color w:val="0000EE"/>
-            <w:u w:val="single"/>
-          </w:rPr>
-          <w:t>1.1</w:t>
-        </w:r>
-      </w:hyperlink>
+      <w:r>
+        <w:rPr>
+          <w:lang w:val="fr_FR" w:bidi="fr_FR"/>
+        </w:rPr>
+        <w:t>1.1</w:t>
+      </w:r>
       <w:r>
         <w:rPr>
           <w:lang w:val="fr_FR" w:bidi="fr_FR"/>
         </w:rPr>
         <w:t>) identifie Zacharie comme le fils de Bérékiah et le petit-fils d'Iddo, ce que confirme Esdras (</w:t>
       </w:r>
-      <w:hyperlink r:id="rId30">
-        <w:r>
-          <w:rPr>
-            <w:lang w:val="fr_FR" w:bidi="fr_FR"/>
-          </w:rPr>
-          <w:rPr>
-            <w:color w:val="0000EE"/>
-            <w:u w:val="single"/>
-          </w:rPr>
-          <w:t>Esd 5.1</w:t>
-        </w:r>
-      </w:hyperlink>
+      <w:r>
+        <w:rPr>
+          <w:lang w:val="fr_FR" w:bidi="fr_FR"/>
+        </w:rPr>
+        <w:t>Esd 5.1</w:t>
+      </w:r>
       <w:r>
         <w:rPr>
           <w:lang w:val="fr_FR" w:bidi="fr_FR"/>
         </w:rPr>
         <w:t xml:space="preserve"> ; </w:t>
       </w:r>
-      <w:hyperlink r:id="rId31">
-        <w:r>
-          <w:rPr>
-            <w:lang w:val="fr_FR" w:bidi="fr_FR"/>
-          </w:rPr>
-          <w:rPr>
-            <w:color w:val="0000EE"/>
-            <w:u w:val="single"/>
-          </w:rPr>
-          <w:t>6.14</w:t>
-        </w:r>
-      </w:hyperlink>
+      <w:r>
+        <w:rPr>
+          <w:lang w:val="fr_FR" w:bidi="fr_FR"/>
+        </w:rPr>
+        <w:t>6.14</w:t>
+      </w:r>
       <w:r>
         <w:rPr>
           <w:lang w:val="fr_FR" w:bidi="fr_FR"/>
         </w:rPr>
         <w:t>). Néhémie nous informe qu'Iddo est revenu à Jérusalem de l'exil à Babylone, avec Zorobabel et Josué (</w:t>
       </w:r>
-      <w:hyperlink r:id="rId32">
-        <w:r>
-          <w:rPr>
-            <w:lang w:val="fr_FR" w:bidi="fr_FR"/>
-          </w:rPr>
-          <w:rPr>
-            <w:color w:val="0000EE"/>
-            <w:u w:val="single"/>
-          </w:rPr>
-          <w:t>Né 12.4</w:t>
-        </w:r>
-      </w:hyperlink>
+      <w:r>
+        <w:rPr>
+          <w:lang w:val="fr_FR" w:bidi="fr_FR"/>
+        </w:rPr>
+        <w:t>Né 12.4</w:t>
+      </w:r>
       <w:r>
         <w:rPr>
           <w:lang w:val="fr_FR" w:bidi="fr_FR"/>
         </w:rPr>
         <w:t>). Néhémie mentionne également Zacharie comme chef de la famille des prêtres descendants d'Iddo (</w:t>
       </w:r>
-      <w:hyperlink r:id="rId33">
-        <w:r>
-          <w:rPr>
-            <w:lang w:val="fr_FR" w:bidi="fr_FR"/>
-          </w:rPr>
-          <w:rPr>
-            <w:color w:val="0000EE"/>
-            <w:u w:val="single"/>
-          </w:rPr>
-          <w:t>Né 12.1</w:t>
-        </w:r>
-      </w:hyperlink>
+      <w:r>
+        <w:rPr>
+          <w:lang w:val="fr_FR" w:bidi="fr_FR"/>
+        </w:rPr>
+        <w:t>Né 12.1</w:t>
+      </w:r>
       <w:r>
         <w:rPr>
           <w:lang w:val="fr_FR" w:bidi="fr_FR"/>
         </w:rPr>
         <w:t xml:space="preserve">, </w:t>
       </w:r>
-      <w:hyperlink r:id="rId34">
-        <w:r>
-          <w:rPr>
-            <w:lang w:val="fr_FR" w:bidi="fr_FR"/>
-          </w:rPr>
-          <w:rPr>
-            <w:color w:val="0000EE"/>
-            <w:u w:val="single"/>
-          </w:rPr>
-          <w:t>16</w:t>
-        </w:r>
-      </w:hyperlink>
+      <w:r>
+        <w:rPr>
+          <w:lang w:val="fr_FR" w:bidi="fr_FR"/>
+        </w:rPr>
+        <w:t>16</w:t>
+      </w:r>
       <w:r>
         <w:rPr>
           <w:lang w:val="fr_FR" w:bidi="fr_FR"/>
@@ -784,54 +652,36 @@
         </w:rPr>
         <w:t>Le ministère de Zacharie a commencé seulement deux mois après celui d'Aggée, en l'an 520 av. J.‑C. Le dernier message daté de Zacharie a été prononcé en 518 av. J.‑C. La première partie du livre (</w:t>
       </w:r>
-      <w:hyperlink r:id="rId35">
-        <w:r>
-          <w:rPr>
-            <w:lang w:val="fr_FR" w:bidi="fr_FR"/>
-          </w:rPr>
-          <w:rPr>
-            <w:color w:val="0000EE"/>
-            <w:u w:val="single"/>
-          </w:rPr>
-          <w:t>chap. 1–8</w:t>
-        </w:r>
-      </w:hyperlink>
+      <w:r>
+        <w:rPr>
+          <w:lang w:val="fr_FR" w:bidi="fr_FR"/>
+        </w:rPr>
+        <w:t>chap. 1–8</w:t>
+      </w:r>
       <w:r>
         <w:rPr>
           <w:lang w:val="fr_FR" w:bidi="fr_FR"/>
         </w:rPr>
         <w:t xml:space="preserve">) a probablement été rédigée entre 520 et 515 av. J.‑C., Zacharie ne faisant aucune mention de l'achèvement et de la dédicace de la maison de l'Éternel à Jérusalem en 515 av. J.‑C. (voir </w:t>
       </w:r>
-      <w:hyperlink r:id="rId36">
-        <w:r>
-          <w:rPr>
-            <w:lang w:val="fr_FR" w:bidi="fr_FR"/>
-          </w:rPr>
-          <w:rPr>
-            <w:color w:val="0000EE"/>
-            <w:u w:val="single"/>
-          </w:rPr>
-          <w:t>Esd 6.13–22</w:t>
-        </w:r>
-      </w:hyperlink>
+      <w:r>
+        <w:rPr>
+          <w:lang w:val="fr_FR" w:bidi="fr_FR"/>
+        </w:rPr>
+        <w:t>Esd 6.13–22</w:t>
+      </w:r>
       <w:r>
         <w:rPr>
           <w:lang w:val="fr_FR" w:bidi="fr_FR"/>
         </w:rPr>
         <w:t>). Les messages non datés de Zacharie (</w:t>
       </w:r>
-      <w:hyperlink r:id="rId37">
-        <w:r>
-          <w:rPr>
-            <w:lang w:val="fr_FR" w:bidi="fr_FR"/>
-          </w:rPr>
-          <w:rPr>
-            <w:color w:val="0000EE"/>
-            <w:u w:val="single"/>
-          </w:rPr>
-          <w:t>ch. 9–14</w:t>
-        </w:r>
-      </w:hyperlink>
+      <w:r>
+        <w:rPr>
+          <w:lang w:val="fr_FR" w:bidi="fr_FR"/>
+        </w:rPr>
+        <w:t>ch. 9–14</w:t>
+      </w:r>
       <w:r>
         <w:rPr>
           <w:lang w:val="fr_FR" w:bidi="fr_FR"/>
@@ -852,36 +702,24 @@
         </w:rPr>
         <w:t>Certains spécialistes de la Bible attribuent les</w:t>
       </w:r>
-      <w:hyperlink r:id="rId38">
-        <w:r>
-          <w:rPr>
-            <w:lang w:val="fr_FR" w:bidi="fr_FR"/>
-          </w:rPr>
-          <w:rPr>
-            <w:color w:val="0000EE"/>
-            <w:u w:val="single"/>
-          </w:rPr>
-          <w:t xml:space="preserve"> chapitres 9–11</w:t>
-        </w:r>
-      </w:hyperlink>
+      <w:r>
+        <w:rPr>
+          <w:lang w:val="fr_FR" w:bidi="fr_FR"/>
+        </w:rPr>
+        <w:t xml:space="preserve"> chapitres 9–11</w:t>
+      </w:r>
       <w:r>
         <w:rPr>
           <w:lang w:val="fr_FR" w:bidi="fr_FR"/>
         </w:rPr>
         <w:t xml:space="preserve"> à un « deuxième Zacharie » et les</w:t>
       </w:r>
-      <w:hyperlink r:id="rId39">
-        <w:r>
-          <w:rPr>
-            <w:lang w:val="fr_FR" w:bidi="fr_FR"/>
-          </w:rPr>
-          <w:rPr>
-            <w:color w:val="0000EE"/>
-            <w:u w:val="single"/>
-          </w:rPr>
-          <w:t xml:space="preserve"> chapitres 12–14</w:t>
-        </w:r>
-      </w:hyperlink>
+      <w:r>
+        <w:rPr>
+          <w:lang w:val="fr_FR" w:bidi="fr_FR"/>
+        </w:rPr>
+        <w:t xml:space="preserve"> chapitres 12–14</w:t>
+      </w:r>
       <w:r>
         <w:rPr>
           <w:lang w:val="fr_FR" w:bidi="fr_FR"/>
@@ -913,72 +751,48 @@
         </w:rPr>
         <w:t>Les paroles de Zacharie étaient destinées aux habitants de Jérusalem et des environs après leur retour d'exil (</w:t>
       </w:r>
-      <w:hyperlink r:id="rId40">
-        <w:r>
-          <w:rPr>
-            <w:lang w:val="fr_FR" w:bidi="fr_FR"/>
-          </w:rPr>
-          <w:rPr>
-            <w:color w:val="0000EE"/>
-            <w:u w:val="single"/>
-          </w:rPr>
-          <w:t>1.3</w:t>
-        </w:r>
-      </w:hyperlink>
+      <w:r>
+        <w:rPr>
+          <w:lang w:val="fr_FR" w:bidi="fr_FR"/>
+        </w:rPr>
+        <w:t>1.3</w:t>
+      </w:r>
       <w:r>
         <w:rPr>
           <w:lang w:val="fr_FR" w:bidi="fr_FR"/>
         </w:rPr>
         <w:t xml:space="preserve">). Parmi les sermons et les visions se trouvent des paroles spécifiquement adressées au gouverneur Zorobabel, au souverain sacrificateur Josué, et au reste des sacrificateurs (voir </w:t>
       </w:r>
-      <w:hyperlink r:id="rId41">
-        <w:r>
-          <w:rPr>
-            <w:lang w:val="fr_FR" w:bidi="fr_FR"/>
-          </w:rPr>
-          <w:rPr>
-            <w:color w:val="0000EE"/>
-            <w:u w:val="single"/>
-          </w:rPr>
-          <w:t>3.8–9</w:t>
-        </w:r>
-      </w:hyperlink>
+      <w:r>
+        <w:rPr>
+          <w:lang w:val="fr_FR" w:bidi="fr_FR"/>
+        </w:rPr>
+        <w:t>3.8–9</w:t>
+      </w:r>
       <w:r>
         <w:rPr>
           <w:lang w:val="fr_FR" w:bidi="fr_FR"/>
         </w:rPr>
         <w:t xml:space="preserve"> ; </w:t>
       </w:r>
-      <w:hyperlink r:id="rId42">
-        <w:r>
-          <w:rPr>
-            <w:lang w:val="fr_FR" w:bidi="fr_FR"/>
-          </w:rPr>
-          <w:rPr>
-            <w:color w:val="0000EE"/>
-            <w:u w:val="single"/>
-          </w:rPr>
-          <w:t>4.6–7</w:t>
-        </w:r>
-      </w:hyperlink>
+      <w:r>
+        <w:rPr>
+          <w:lang w:val="fr_FR" w:bidi="fr_FR"/>
+        </w:rPr>
+        <w:t>4.6–7</w:t>
+      </w:r>
       <w:r>
         <w:rPr>
           <w:lang w:val="fr_FR" w:bidi="fr_FR"/>
         </w:rPr>
         <w:t xml:space="preserve"> ; </w:t>
       </w:r>
-      <w:hyperlink r:id="rId43">
-        <w:r>
-          <w:rPr>
-            <w:lang w:val="fr_FR" w:bidi="fr_FR"/>
-          </w:rPr>
-          <w:rPr>
-            <w:color w:val="0000EE"/>
-            <w:u w:val="single"/>
-          </w:rPr>
-          <w:t>7.4–7</w:t>
-        </w:r>
-      </w:hyperlink>
+      <w:r>
+        <w:rPr>
+          <w:lang w:val="fr_FR" w:bidi="fr_FR"/>
+        </w:rPr>
+        <w:t>7.4–7</w:t>
+      </w:r>
       <w:r>
         <w:rPr>
           <w:lang w:val="fr_FR" w:bidi="fr_FR"/>
@@ -1024,18 +838,12 @@
         </w:rPr>
         <w:t xml:space="preserve">De plus, Zacharie contient des éléments de littérature apocalyptique. Ce genre d'écriture interprète des événements du moment et prédit des événements futurs au moyen d'un langage symbolique, de chiffres et de codes. Cela se présente souvent sous la forme de visions expliquées par un intermédiaire angélique (voir </w:t>
       </w:r>
-      <w:hyperlink r:id="rId44">
-        <w:r>
-          <w:rPr>
-            <w:lang w:val="fr_FR" w:bidi="fr_FR"/>
-          </w:rPr>
-          <w:rPr>
-            <w:color w:val="0000EE"/>
-            <w:u w:val="single"/>
-          </w:rPr>
-          <w:t>1.9</w:t>
-        </w:r>
-      </w:hyperlink>
+      <w:r>
+        <w:rPr>
+          <w:lang w:val="fr_FR" w:bidi="fr_FR"/>
+        </w:rPr>
+        <w:t>1.9</w:t>
+      </w:r>
       <w:r>
         <w:rPr>
           <w:lang w:val="fr_FR" w:bidi="fr_FR"/>
@@ -1087,18 +895,12 @@
         </w:rPr>
         <w:t>Le livre de Zacharie appelle à la repentance, à un renouveau spirituel et à un retour à une relation juste avec Dieu (</w:t>
       </w:r>
-      <w:hyperlink r:id="rId45">
-        <w:r>
-          <w:rPr>
-            <w:lang w:val="fr_FR" w:bidi="fr_FR"/>
-          </w:rPr>
-          <w:rPr>
-            <w:color w:val="0000EE"/>
-            <w:u w:val="single"/>
-          </w:rPr>
-          <w:t>1.1–6</w:t>
-        </w:r>
-      </w:hyperlink>
+      <w:r>
+        <w:rPr>
+          <w:lang w:val="fr_FR" w:bidi="fr_FR"/>
+        </w:rPr>
+        <w:t>1.1–6</w:t>
+      </w:r>
       <w:r>
         <w:rPr>
           <w:lang w:val="fr_FR" w:bidi="fr_FR"/>
@@ -1117,72 +919,48 @@
         </w:rPr>
         <w:t xml:space="preserve"> (</w:t>
       </w:r>
-      <w:hyperlink r:id="rId46">
-        <w:r>
-          <w:rPr>
-            <w:lang w:val="fr_FR" w:bidi="fr_FR"/>
-          </w:rPr>
-          <w:rPr>
-            <w:color w:val="0000EE"/>
-            <w:u w:val="single"/>
-          </w:rPr>
-          <w:t>1.13</w:t>
-        </w:r>
-      </w:hyperlink>
+      <w:r>
+        <w:rPr>
+          <w:lang w:val="fr_FR" w:bidi="fr_FR"/>
+        </w:rPr>
+        <w:t>1.13</w:t>
+      </w:r>
       <w:r>
         <w:rPr>
           <w:lang w:val="fr_FR" w:bidi="fr_FR"/>
         </w:rPr>
         <w:t xml:space="preserve"> ; </w:t>
       </w:r>
-      <w:hyperlink r:id="rId47">
-        <w:r>
-          <w:rPr>
-            <w:lang w:val="fr_FR" w:bidi="fr_FR"/>
-          </w:rPr>
-          <w:rPr>
-            <w:color w:val="0000EE"/>
-            <w:u w:val="single"/>
-          </w:rPr>
-          <w:t>8.6–15</w:t>
-        </w:r>
-      </w:hyperlink>
+      <w:r>
+        <w:rPr>
+          <w:lang w:val="fr_FR" w:bidi="fr_FR"/>
+        </w:rPr>
+        <w:t>8.6–15</w:t>
+      </w:r>
       <w:r>
         <w:rPr>
           <w:lang w:val="fr_FR" w:bidi="fr_FR"/>
         </w:rPr>
         <w:t>). Zacharie réitère également l'appel d'Aggée à reconstruire la maison de l'Éternel à Jérusalem (</w:t>
       </w:r>
-      <w:hyperlink r:id="rId48">
-        <w:r>
-          <w:rPr>
-            <w:lang w:val="fr_FR" w:bidi="fr_FR"/>
-          </w:rPr>
-          <w:rPr>
-            <w:color w:val="0000EE"/>
-            <w:u w:val="single"/>
-          </w:rPr>
-          <w:t>8.9</w:t>
-        </w:r>
-      </w:hyperlink>
+      <w:r>
+        <w:rPr>
+          <w:lang w:val="fr_FR" w:bidi="fr_FR"/>
+        </w:rPr>
+        <w:t>8.9</w:t>
+      </w:r>
       <w:r>
         <w:rPr>
           <w:lang w:val="fr_FR" w:bidi="fr_FR"/>
         </w:rPr>
         <w:t xml:space="preserve">, </w:t>
       </w:r>
-      <w:hyperlink r:id="rId24">
-        <w:r>
-          <w:rPr>
-            <w:lang w:val="fr_FR" w:bidi="fr_FR"/>
-          </w:rPr>
-          <w:rPr>
-            <w:color w:val="0000EE"/>
-            <w:u w:val="single"/>
-          </w:rPr>
-          <w:t>8.13</w:t>
-        </w:r>
-      </w:hyperlink>
+      <w:r>
+        <w:rPr>
+          <w:lang w:val="fr_FR" w:bidi="fr_FR"/>
+        </w:rPr>
+        <w:t>8.13</w:t>
+      </w:r>
       <w:r>
         <w:rPr>
           <w:lang w:val="fr_FR" w:bidi="fr_FR"/>
@@ -1203,54 +981,36 @@
         </w:rPr>
         <w:t>Les messages de Zacharie lui sont venus sous forme de visions promettant la paix à venir en Israël, le jugement des nations, la restauration de Jérusalem, un gouvernement responsable désigné par Dieu, et la justice parmi le peuple de Dieu (</w:t>
       </w:r>
-      <w:hyperlink r:id="rId49">
-        <w:r>
-          <w:rPr>
-            <w:lang w:val="fr_FR" w:bidi="fr_FR"/>
-          </w:rPr>
-          <w:rPr>
-            <w:color w:val="0000EE"/>
-            <w:u w:val="single"/>
-          </w:rPr>
-          <w:t>1.7–6.15</w:t>
-        </w:r>
-      </w:hyperlink>
+      <w:r>
+        <w:rPr>
+          <w:lang w:val="fr_FR" w:bidi="fr_FR"/>
+        </w:rPr>
+        <w:t>1.7–6.15</w:t>
+      </w:r>
       <w:r>
         <w:rPr>
           <w:lang w:val="fr_FR" w:bidi="fr_FR"/>
         </w:rPr>
         <w:t>). En retour, Zacharie affirme qu'Israël doit rendre la justice dans toute la société (</w:t>
       </w:r>
-      <w:hyperlink r:id="rId25">
-        <w:r>
-          <w:rPr>
-            <w:lang w:val="fr_FR" w:bidi="fr_FR"/>
-          </w:rPr>
-          <w:rPr>
-            <w:color w:val="0000EE"/>
-            <w:u w:val="single"/>
-          </w:rPr>
-          <w:t>7.8–12</w:t>
-        </w:r>
-      </w:hyperlink>
+      <w:r>
+        <w:rPr>
+          <w:lang w:val="fr_FR" w:bidi="fr_FR"/>
+        </w:rPr>
+        <w:t>7.8–12</w:t>
+      </w:r>
       <w:r>
         <w:rPr>
           <w:lang w:val="fr_FR" w:bidi="fr_FR"/>
         </w:rPr>
         <w:t xml:space="preserve"> ; </w:t>
       </w:r>
-      <w:hyperlink r:id="rId26">
-        <w:r>
-          <w:rPr>
-            <w:lang w:val="fr_FR" w:bidi="fr_FR"/>
-          </w:rPr>
-          <w:rPr>
-            <w:color w:val="0000EE"/>
-            <w:u w:val="single"/>
-          </w:rPr>
-          <w:t>8.14–17</w:t>
-        </w:r>
-      </w:hyperlink>
+      <w:r>
+        <w:rPr>
+          <w:lang w:val="fr_FR" w:bidi="fr_FR"/>
+        </w:rPr>
+        <w:t>8.14–17</w:t>
+      </w:r>
       <w:r>
         <w:rPr>
           <w:lang w:val="fr_FR" w:bidi="fr_FR"/>
@@ -1271,144 +1031,96 @@
         </w:rPr>
         <w:t>Les deux derniers messages de Zacharie insufflent l'espoir en Dieu, en se concentrant sur la future restauration d'Israël (</w:t>
       </w:r>
-      <w:hyperlink r:id="rId37">
-        <w:r>
-          <w:rPr>
-            <w:lang w:val="fr_FR" w:bidi="fr_FR"/>
-          </w:rPr>
-          <w:rPr>
-            <w:color w:val="0000EE"/>
-            <w:u w:val="single"/>
-          </w:rPr>
-          <w:t>chap. 9–14</w:t>
-        </w:r>
-      </w:hyperlink>
+      <w:r>
+        <w:rPr>
+          <w:lang w:val="fr_FR" w:bidi="fr_FR"/>
+        </w:rPr>
+        <w:t>chap. 9–14</w:t>
+      </w:r>
       <w:r>
         <w:rPr>
           <w:lang w:val="fr_FR" w:bidi="fr_FR"/>
         </w:rPr>
         <w:t>). Le prophète prédit le retour de l'Éternel dans sa maison (</w:t>
       </w:r>
-      <w:hyperlink r:id="rId50">
-        <w:r>
-          <w:rPr>
-            <w:lang w:val="fr_FR" w:bidi="fr_FR"/>
-          </w:rPr>
-          <w:rPr>
-            <w:color w:val="0000EE"/>
-            <w:u w:val="single"/>
-          </w:rPr>
-          <w:t>9.8–10</w:t>
-        </w:r>
-      </w:hyperlink>
+      <w:r>
+        <w:rPr>
+          <w:lang w:val="fr_FR" w:bidi="fr_FR"/>
+        </w:rPr>
+        <w:t>9.8–10</w:t>
+      </w:r>
       <w:r>
         <w:rPr>
           <w:lang w:val="fr_FR" w:bidi="fr_FR"/>
         </w:rPr>
         <w:t>), le sauvetage d'Israël de ses ennemis (</w:t>
       </w:r>
-      <w:hyperlink r:id="rId51">
-        <w:r>
-          <w:rPr>
-            <w:lang w:val="fr_FR" w:bidi="fr_FR"/>
-          </w:rPr>
-          <w:rPr>
-            <w:color w:val="0000EE"/>
-            <w:u w:val="single"/>
-          </w:rPr>
-          <w:t>12.1–14</w:t>
-        </w:r>
-      </w:hyperlink>
+      <w:r>
+        <w:rPr>
+          <w:lang w:val="fr_FR" w:bidi="fr_FR"/>
+        </w:rPr>
+        <w:t>12.1–14</w:t>
+      </w:r>
       <w:r>
         <w:rPr>
           <w:lang w:val="fr_FR" w:bidi="fr_FR"/>
         </w:rPr>
         <w:t>), et l'établissement du Royaume de Dieu à Jérusalem (</w:t>
       </w:r>
-      <w:hyperlink r:id="rId52">
-        <w:r>
-          <w:rPr>
-            <w:lang w:val="fr_FR" w:bidi="fr_FR"/>
-          </w:rPr>
-          <w:rPr>
-            <w:color w:val="0000EE"/>
-            <w:u w:val="single"/>
-          </w:rPr>
-          <w:t>14.9–11</w:t>
-        </w:r>
-      </w:hyperlink>
+      <w:r>
+        <w:rPr>
+          <w:lang w:val="fr_FR" w:bidi="fr_FR"/>
+        </w:rPr>
+        <w:t>14.9–11</w:t>
+      </w:r>
       <w:r>
         <w:rPr>
           <w:lang w:val="fr_FR" w:bidi="fr_FR"/>
         </w:rPr>
         <w:t>). Zacharie évoque également le Messie, qui sera un pasteur souffrant (</w:t>
       </w:r>
-      <w:hyperlink r:id="rId53">
-        <w:r>
-          <w:rPr>
-            <w:lang w:val="fr_FR" w:bidi="fr_FR"/>
-          </w:rPr>
-          <w:rPr>
-            <w:color w:val="0000EE"/>
-            <w:u w:val="single"/>
-          </w:rPr>
-          <w:t>13.7</w:t>
-        </w:r>
-      </w:hyperlink>
+      <w:r>
+        <w:rPr>
+          <w:lang w:val="fr_FR" w:bidi="fr_FR"/>
+        </w:rPr>
+        <w:t>13.7</w:t>
+      </w:r>
       <w:r>
         <w:rPr>
           <w:lang w:val="fr_FR" w:bidi="fr_FR"/>
         </w:rPr>
         <w:t>) et un roi juste (</w:t>
       </w:r>
-      <w:hyperlink r:id="rId54">
-        <w:r>
-          <w:rPr>
-            <w:lang w:val="fr_FR" w:bidi="fr_FR"/>
-          </w:rPr>
-          <w:rPr>
-            <w:color w:val="0000EE"/>
-            <w:u w:val="single"/>
-          </w:rPr>
-          <w:t>9.9</w:t>
-        </w:r>
-      </w:hyperlink>
+      <w:r>
+        <w:rPr>
+          <w:lang w:val="fr_FR" w:bidi="fr_FR"/>
+        </w:rPr>
+        <w:t>9.9</w:t>
+      </w:r>
       <w:r>
         <w:rPr>
           <w:lang w:val="fr_FR" w:bidi="fr_FR"/>
         </w:rPr>
         <w:t>), accordant le salut à Israël et la paix aux nations (</w:t>
       </w:r>
-      <w:hyperlink r:id="rId55">
-        <w:r>
-          <w:rPr>
-            <w:lang w:val="fr_FR" w:bidi="fr_FR"/>
-          </w:rPr>
-          <w:rPr>
-            <w:color w:val="0000EE"/>
-            <w:u w:val="single"/>
-          </w:rPr>
-          <w:t>9.10</w:t>
-        </w:r>
-      </w:hyperlink>
+      <w:r>
+        <w:rPr>
+          <w:lang w:val="fr_FR" w:bidi="fr_FR"/>
+        </w:rPr>
+        <w:t>9.10</w:t>
+      </w:r>
       <w:r>
         <w:rPr>
           <w:lang w:val="fr_FR" w:bidi="fr_FR"/>
         </w:rPr>
         <w:t xml:space="preserve">, </w:t>
       </w:r>
-      <w:hyperlink r:id="rId56">
-        <w:r>
-          <w:rPr>
-            <w:lang w:val="fr_FR" w:bidi="fr_FR"/>
-          </w:rPr>
-          <w:rPr>
-            <w:color w:val="0000EE"/>
-            <w:u w:val="single"/>
-          </w:rPr>
-          <w:t>16</w:t>
-        </w:r>
-      </w:hyperlink>
+      <w:r>
+        <w:rPr>
+          <w:lang w:val="fr_FR" w:bidi="fr_FR"/>
+        </w:rPr>
+        <w:t>16</w:t>
+      </w:r>
       <w:r>
         <w:rPr>
           <w:lang w:val="fr_FR" w:bidi="fr_FR"/>
